--- a/SAJE_292892_revision/deliverables_round3/05_Supplementary_Material_Clean.docx
+++ b/SAJE_292892_revision/deliverables_round3/05_Supplementary_Material_Clean.docx
@@ -6050,7 +6050,7 @@
         <w:rPr>
           <w:sz w:val="18"/>
         </w:rPr>
-        <w:t>Note: Steps from Eq. (8) to the baseline Eq. (6); standard errors firm-clustered for Eq. (8), firm-bootstrap otherwise. *, **, ***: 10%, 5%, 1%.</w:t>
+        <w:t>Note: Steps from the static TWFE regression to the baseline estimate; standard errors firm-clustered for TWFE, firm-bootstrap otherwise. *, **, ***: 10%, 5%, 1%.</w:t>
       </w:r>
     </w:p>
     <w:p>
@@ -8537,7 +8537,7 @@
         <w:rPr>
           <w:sz w:val="18"/>
         </w:rPr>
-        <w:t>Note: Bias bound from Eq. (7); the robust interval widens the firm-bootstrap 95% interval by this bound.</w:t>
+        <w:t>Note: Relative-magnitude bias bound (Section 4.4); the robust interval widens the firm-bootstrap 95% interval by this bound.</w:t>
       </w:r>
     </w:p>
     <w:p>
@@ -11866,7 +11866,7 @@
         <w:rPr>
           <w:sz w:val="18"/>
         </w:rPr>
-        <w:t>Note: Each scored firm counts once in every post-coverage cell of the baseline ln(MTB) estimate; weights are cell shares (Eq. 6).</w:t>
+        <w:t>Note: Each scored firm counts once in every post-coverage cell of the baseline ln(MTB) estimate; weights are cell shares.</w:t>
       </w:r>
     </w:p>
     <w:p>
@@ -12946,7 +12946,7 @@
       </w:pPr>
       <w:r>
         <w:rPr/>
-        <w:t>Only 141 scored firms from 6 cohorts reach event year 4; therefore, we plot that year in Figure 1 but exclude it from Eq. (6). Its estimates are −0.077 for MTB (p = 0.209) and 0.088 for market capitalization (p = 0.153).</w:t>
+        <w:t>Only 141 scored firms from 6 cohorts reach event year 4; therefore, we plot that year in Figure 1 but exclude it from the headline estimate. Its estimates are −0.077 for MTB (p = 0.209) and 0.088 for market capitalization (p = 0.153).</w:t>
       </w:r>
     </w:p>
     <w:p>
@@ -12994,7 +12994,7 @@
       </w:pPr>
       <w:r>
         <w:rPr/>
-        <w:t>Under R10, the decline in log MTB loses significance once M̄ in Eq. (7) reaches 0.23. Holding total assets at the original base year gives −0.074 (p = 0.002), so the covariate timing does not drive R10. Dating coverage two years later gives −0.048 (95% interval −0.099 to 0.000), a smaller decline that is no longer significant at the 5% level.</w:t>
+        <w:t>Under R10, the decline in log MTB loses significance once M̄ in the relative-magnitude bound reaches 0.23. Holding total assets at the original base year gives −0.074 (p = 0.002), so the covariate timing does not drive R10. Dating coverage two years later gives −0.048 (95% interval −0.099 to 0.000), a smaller decline that is no longer significant at the 5% level.</w:t>
       </w:r>
     </w:p>
     <w:p>
@@ -13290,7 +13290,7 @@
       </w:pPr>
       <w:r>
         <w:rPr/>
-        <w:t>Table S10 counts scored firm-cells, one for each scored firm in each post-coverage cell of the ln(MTB) estimate, by market and by coverage wave. These counts are the weights of Eq. (6).</w:t>
+        <w:t>Table S10 counts scored firm-cells, one for each scored firm in each post-coverage cell of the ln(MTB) estimate, by market and by coverage wave. These counts are the weights of the headline estimate.</w:t>
       </w:r>
     </w:p>
     <w:p>
@@ -13385,7 +13385,7 @@
       </w:pPr>
       <w:r>
         <w:rPr/>
-        <w:t>In the outcome regression of Eq. (3), a country or industry indicator would be unidentified in a cell with no control firm in that country or industry, and its coefficient would be set to zero. This does not occur: in all 34 cells of event years 0 to 3 for ln(MTB), and all 34 for ln(market capitalization), every indicator carried by a scored firm is also carried by a control firm.</w:t>
+        <w:t>In the outcome regression, a country or industry indicator would be unidentified in a cell with no control firm in that country or industry, and its coefficient would be set to zero. This does not occur: in all 34 cells of event years 0 to 3 for ln(MTB), and all 34 for ln(market capitalization), every indicator carried by a scored firm is also carried by a control firm.</w:t>
       </w:r>
     </w:p>
     <w:sectPr>

--- a/SAJE_292892_revision/deliverables_round3/05_Supplementary_Material_Clean.docx
+++ b/SAJE_292892_revision/deliverables_round3/05_Supplementary_Material_Clean.docx
@@ -2045,7 +2045,7 @@
               <w:rPr>
                 <w:sz w:val="18"/>
               </w:rPr>
-              <w:t>0.248</w:t>
+              <w:t>0.164</w:t>
             </w:r>
           </w:p>
         </w:tc>
@@ -2164,7 +2164,7 @@
               <w:rPr>
                 <w:sz w:val="18"/>
               </w:rPr>
-              <w:t>0.195</w:t>
+              <w:t>0.104</w:t>
             </w:r>
           </w:p>
         </w:tc>
@@ -2293,7 +2293,7 @@
               <w:rPr>
                 <w:sz w:val="18"/>
               </w:rPr>
-              <w:t>0.202</w:t>
+              <w:t>0.113</w:t>
             </w:r>
           </w:p>
         </w:tc>
@@ -2424,7 +2424,7 @@
               <w:rPr>
                 <w:sz w:val="18"/>
               </w:rPr>
-              <w:t>0.123</w:t>
+              <w:t>0.024</w:t>
             </w:r>
           </w:p>
         </w:tc>
@@ -2439,7 +2439,7 @@
         <w:rPr>
           <w:sz w:val="18"/>
         </w:rPr>
-        <w:t>Note: Estimation sample; the last column is the share of firm-years with a missing outcome.</w:t>
+        <w:t>Note: Estimation sample; the last column is the share of listed firm-years with a missing outcome.</w:t>
       </w:r>
     </w:p>
     <w:p>
@@ -8755,7 +8755,7 @@
               <w:rPr>
                 <w:sz w:val="18"/>
               </w:rPr>
-              <w:t>943</w:t>
+              <w:t>639</w:t>
             </w:r>
           </w:p>
         </w:tc>
@@ -8793,7 +8793,7 @@
               <w:rPr>
                 <w:sz w:val="18"/>
               </w:rPr>
-              <w:t>8,037</w:t>
+              <w:t>4,694</w:t>
             </w:r>
           </w:p>
         </w:tc>
@@ -9255,7 +9255,7 @@
               <w:rPr>
                 <w:sz w:val="18"/>
               </w:rPr>
-              <w:t>0.08</w:t>
+              <w:t>0.06</w:t>
             </w:r>
           </w:p>
         </w:tc>
@@ -9293,7 +9293,7 @@
               <w:rPr>
                 <w:sz w:val="18"/>
               </w:rPr>
-              <w:t>0.39</w:t>
+              <w:t>0.36</w:t>
             </w:r>
           </w:p>
         </w:tc>
@@ -9355,7 +9355,7 @@
               <w:rPr>
                 <w:sz w:val="18"/>
               </w:rPr>
-              <w:t>0.64</w:t>
+              <w:t>0.65</w:t>
             </w:r>
           </w:p>
         </w:tc>
@@ -9455,7 +9455,7 @@
               <w:rPr>
                 <w:sz w:val="18"/>
               </w:rPr>
-              <w:t>2017.2</w:t>
+              <w:t>2018.0</w:t>
             </w:r>
           </w:p>
         </w:tc>
@@ -9493,7 +9493,7 @@
               <w:rPr>
                 <w:sz w:val="18"/>
               </w:rPr>
-              <w:t>2017.8</w:t>
+              <w:t>2019.1</w:t>
             </w:r>
           </w:p>
         </w:tc>
@@ -9561,7 +9561,7 @@
               <w:rPr>
                 <w:sz w:val="18"/>
               </w:rPr>
-              <w:t>0.25</w:t>
+              <w:t>0.37</w:t>
             </w:r>
           </w:p>
         </w:tc>
@@ -9603,7 +9603,7 @@
               <w:rPr>
                 <w:sz w:val="18"/>
               </w:rPr>
-              <w:t>0.21</w:t>
+              <w:t>0.37</w:t>
             </w:r>
           </w:p>
         </w:tc>
@@ -9618,7 +9618,7 @@
         <w:rPr>
           <w:sz w:val="18"/>
         </w:rPr>
-        <w:t>Note: Estimation sample, 2014–2024; amounts in U.S. dollars after winsorization at the 1st and 99th percentiles.</w:t>
+        <w:t>Note: Listed firm-years of the estimation sample, 2014–2024; amounts in U.S. dollars after winsorization at the 1st and 99th percentiles.</w:t>
       </w:r>
     </w:p>
     <w:p>
